--- a/fuentes/CFA5_228145_DU.docx
+++ b/fuentes/CFA5_228145_DU.docx
@@ -213,7 +213,7 @@
               </wp:anchor>
             </w:drawing>
           </mc:Choice>
-          <mc:Fallback xmlns:w16sdtdh="http://schemas.microsoft.com/office/word/2020/wordml/sdtdatahash" xmlns:w16="http://schemas.microsoft.com/office/word/2018/wordml" xmlns:w16cex="http://schemas.microsoft.com/office/word/2018/wordml/cex">
+          <mc:Fallback xmlns:w16cex="http://schemas.microsoft.com/office/word/2018/wordml/cex" xmlns:w16="http://schemas.microsoft.com/office/word/2018/wordml" xmlns:w16sdtdh="http://schemas.microsoft.com/office/word/2020/wordml/sdtdatahash">
             <w:pict>
               <v:rect w14:anchorId="5C6229C9" id="Rectángulo 4" o:spid="_x0000_s1026" style="position:absolute;margin-left:-55.7pt;margin-top:29pt;width:613.85pt;height:204pt;z-index:-251659776;visibility:visible;mso-wrap-style:square;mso-width-percent:0;mso-height-percent:0;mso-wrap-distance-left:9pt;mso-wrap-distance-top:0;mso-wrap-distance-right:9pt;mso-wrap-distance-bottom:0;mso-position-horizontal:absolute;mso-position-horizontal-relative:text;mso-position-vertical:absolute;mso-position-vertical-relative:text;mso-width-percent:0;mso-height-percent:0;mso-width-relative:page;mso-height-relative:margin;v-text-anchor:middle" o:gfxdata="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" fillcolor="#00314d" stroked="f" strokeweight="1pt"/>
             </w:pict>
@@ -10190,7 +10190,6 @@
           <w:lang w:eastAsia="es-CO"/>
         </w:rPr>
       </w:pPr>
-      <w:bookmarkStart w:id="35" w:name="_GoBack"/>
       <w:r>
         <w:rPr>
           <w:noProof/>
@@ -10242,20 +10241,19 @@
           </wp:inline>
         </w:drawing>
       </w:r>
-      <w:bookmarkEnd w:id="35"/>
     </w:p>
     <w:p>
       <w:pPr>
         <w:pStyle w:val="Titulosgenerales"/>
       </w:pPr>
-      <w:bookmarkStart w:id="36" w:name="_Toc176443725"/>
-      <w:bookmarkStart w:id="37" w:name="_Toc228289698"/>
+      <w:bookmarkStart w:id="35" w:name="_Toc176443725"/>
+      <w:bookmarkStart w:id="36" w:name="_Toc228289698"/>
       <w:r>
         <w:lastRenderedPageBreak/>
         <w:t>Glosario</w:t>
       </w:r>
+      <w:bookmarkEnd w:id="35"/>
       <w:bookmarkEnd w:id="36"/>
-      <w:bookmarkEnd w:id="37"/>
     </w:p>
     <w:p>
       <w:pPr>
@@ -10472,8 +10470,8 @@
           <w:lang w:val="es-MX"/>
         </w:rPr>
       </w:pPr>
-      <w:bookmarkStart w:id="38" w:name="_Toc176443726"/>
-      <w:bookmarkStart w:id="39" w:name="_Toc228289699"/>
+      <w:bookmarkStart w:id="37" w:name="_Toc176443726"/>
+      <w:bookmarkStart w:id="38" w:name="_Toc228289699"/>
       <w:r>
         <w:rPr>
           <w:lang w:val="es-MX"/>
@@ -10481,8 +10479,8 @@
         <w:lastRenderedPageBreak/>
         <w:t>Referencias bibliográficas</w:t>
       </w:r>
+      <w:bookmarkEnd w:id="37"/>
       <w:bookmarkEnd w:id="38"/>
-      <w:bookmarkEnd w:id="39"/>
     </w:p>
     <w:p>
       <w:pPr>
@@ -11127,14 +11125,14 @@
       <w:pPr>
         <w:pStyle w:val="Titulosgenerales"/>
       </w:pPr>
-      <w:bookmarkStart w:id="40" w:name="_Toc176443727"/>
-      <w:bookmarkStart w:id="41" w:name="_Toc228289700"/>
+      <w:bookmarkStart w:id="39" w:name="_Toc176443727"/>
+      <w:bookmarkStart w:id="40" w:name="_Toc228289700"/>
       <w:r>
         <w:lastRenderedPageBreak/>
         <w:t>Créditos</w:t>
       </w:r>
+      <w:bookmarkEnd w:id="39"/>
       <w:bookmarkEnd w:id="40"/>
-      <w:bookmarkEnd w:id="41"/>
     </w:p>
     <w:tbl>
       <w:tblPr>
@@ -11389,87 +11387,6 @@
         </w:tc>
       </w:tr>
       <w:tr>
-        <w:trPr>
-          <w:trHeight w:val="1002"/>
-        </w:trPr>
-        <w:tc>
-          <w:tcPr>
-            <w:tcW w:w="2830" w:type="dxa"/>
-            <w:shd w:val="clear" w:color="auto" w:fill="F2F2F2" w:themeFill="background1" w:themeFillShade="F2"/>
-          </w:tcPr>
-          <w:p>
-            <w:pPr>
-              <w:ind w:firstLine="0"/>
-              <w:rPr>
-                <w:rFonts w:asciiTheme="minorHAnsi" w:hAnsiTheme="minorHAnsi" w:cstheme="minorHAnsi"/>
-                <w:sz w:val="24"/>
-                <w:szCs w:val="24"/>
-                <w:lang w:val="es-ES" w:eastAsia="es-CO"/>
-              </w:rPr>
-            </w:pPr>
-            <w:r>
-              <w:rPr>
-                <w:sz w:val="24"/>
-              </w:rPr>
-              <w:t>Francisco José Vásquez Suárez</w:t>
-            </w:r>
-          </w:p>
-        </w:tc>
-        <w:tc>
-          <w:tcPr>
-            <w:tcW w:w="3261" w:type="dxa"/>
-            <w:shd w:val="clear" w:color="auto" w:fill="F2F2F2" w:themeFill="background1" w:themeFillShade="F2"/>
-          </w:tcPr>
-          <w:p>
-            <w:pPr>
-              <w:ind w:firstLine="0"/>
-              <w:rPr>
-                <w:rFonts w:asciiTheme="minorHAnsi" w:hAnsiTheme="minorHAnsi" w:cstheme="minorHAnsi"/>
-                <w:sz w:val="24"/>
-                <w:szCs w:val="24"/>
-                <w:lang w:val="es-ES" w:eastAsia="es-CO"/>
-              </w:rPr>
-            </w:pPr>
-            <w:r>
-              <w:rPr>
-                <w:sz w:val="24"/>
-              </w:rPr>
-              <w:t xml:space="preserve">Desarrollador </w:t>
-            </w:r>
-            <w:r>
-              <w:rPr>
-                <w:rStyle w:val="Extranjerismo"/>
-                <w:sz w:val="24"/>
-              </w:rPr>
-              <w:t>full stack</w:t>
-            </w:r>
-          </w:p>
-        </w:tc>
-        <w:tc>
-          <w:tcPr>
-            <w:tcW w:w="3969" w:type="dxa"/>
-            <w:shd w:val="clear" w:color="auto" w:fill="F2F2F2" w:themeFill="background1" w:themeFillShade="F2"/>
-          </w:tcPr>
-          <w:p>
-            <w:pPr>
-              <w:ind w:firstLine="0"/>
-              <w:rPr>
-                <w:rFonts w:asciiTheme="minorHAnsi" w:hAnsiTheme="minorHAnsi" w:cstheme="minorHAnsi"/>
-                <w:sz w:val="24"/>
-                <w:szCs w:val="24"/>
-                <w:lang w:val="es-ES" w:eastAsia="es-CO"/>
-              </w:rPr>
-            </w:pPr>
-            <w:r>
-              <w:rPr>
-                <w:sz w:val="24"/>
-              </w:rPr>
-              <w:t>Centro de Comercio y Servicios - Regional Tolima</w:t>
-            </w:r>
-          </w:p>
-        </w:tc>
-      </w:tr>
-      <w:tr>
         <w:tc>
           <w:tcPr>
             <w:tcW w:w="2830" w:type="dxa"/>
@@ -11612,45 +11529,33 @@
         <w:tc>
           <w:tcPr>
             <w:tcW w:w="2830" w:type="dxa"/>
+            <w:shd w:val="clear" w:color="auto" w:fill="F2F2F2" w:themeFill="background1" w:themeFillShade="F2"/>
           </w:tcPr>
           <w:p>
             <w:pPr>
               <w:ind w:firstLine="0"/>
               <w:rPr>
-                <w:rFonts w:asciiTheme="minorHAnsi" w:hAnsiTheme="minorHAnsi" w:cstheme="minorHAnsi"/>
                 <w:sz w:val="24"/>
-                <w:szCs w:val="24"/>
-                <w:lang w:val="es-ES" w:eastAsia="es-CO"/>
               </w:rPr>
             </w:pPr>
-            <w:proofErr w:type="spellStart"/>
             <w:r>
               <w:rPr>
                 <w:sz w:val="24"/>
               </w:rPr>
-              <w:t>Sebastian</w:t>
-            </w:r>
-            <w:proofErr w:type="spellEnd"/>
-            <w:r>
-              <w:rPr>
-                <w:sz w:val="24"/>
-              </w:rPr>
-              <w:t xml:space="preserve"> Trujillo Afanador</w:t>
+              <w:t>Francisco José Vásquez Suárez</w:t>
             </w:r>
           </w:p>
         </w:tc>
         <w:tc>
           <w:tcPr>
             <w:tcW w:w="3261" w:type="dxa"/>
+            <w:shd w:val="clear" w:color="auto" w:fill="F2F2F2" w:themeFill="background1" w:themeFillShade="F2"/>
           </w:tcPr>
           <w:p>
             <w:pPr>
               <w:ind w:firstLine="0"/>
               <w:rPr>
-                <w:rFonts w:asciiTheme="minorHAnsi" w:hAnsiTheme="minorHAnsi" w:cstheme="minorHAnsi"/>
                 <w:sz w:val="24"/>
-                <w:szCs w:val="24"/>
-                <w:lang w:val="es-ES" w:eastAsia="es-CO"/>
               </w:rPr>
             </w:pPr>
             <w:r>
@@ -11671,15 +11576,13 @@
         <w:tc>
           <w:tcPr>
             <w:tcW w:w="3969" w:type="dxa"/>
+            <w:shd w:val="clear" w:color="auto" w:fill="F2F2F2" w:themeFill="background1" w:themeFillShade="F2"/>
           </w:tcPr>
           <w:p>
             <w:pPr>
               <w:ind w:firstLine="0"/>
               <w:rPr>
-                <w:rFonts w:asciiTheme="minorHAnsi" w:hAnsiTheme="minorHAnsi" w:cstheme="minorHAnsi"/>
                 <w:sz w:val="24"/>
-                <w:szCs w:val="24"/>
-                <w:lang w:val="es-ES" w:eastAsia="es-CO"/>
               </w:rPr>
             </w:pPr>
             <w:r>
@@ -11769,6 +11672,8 @@
             </w:r>
           </w:p>
         </w:tc>
+        <w:bookmarkStart w:id="41" w:name="_GoBack"/>
+        <w:bookmarkEnd w:id="41"/>
       </w:tr>
       <w:tr>
         <w:tc>
@@ -17938,15 +17843,6 @@
 </file>
 
 <file path=customXml/item1.xml><?xml version="1.0" encoding="utf-8"?>
-<?mso-contentType ?>
-<FormTemplates xmlns="http://schemas.microsoft.com/sharepoint/v3/contenttype/forms">
-  <Display>DocumentLibraryForm</Display>
-  <Edit>DocumentLibraryForm</Edit>
-  <New>DocumentLibraryForm</New>
-</FormTemplates>
-</file>
-
-<file path=customXml/item2.xml><?xml version="1.0" encoding="utf-8"?>
 <p:properties xmlns:p="http://schemas.microsoft.com/office/2006/metadata/properties" xmlns:xsi="http://www.w3.org/2001/XMLSchema-instance" xmlns:pc="http://schemas.microsoft.com/office/infopath/2007/PartnerControls">
   <documentManagement>
     <TaxCatchAll xmlns="13c90a0b-73bc-4dc0-be5f-28d77b615beb" xsi:nil="true"/>
@@ -17955,6 +17851,15 @@
     </lcf76f155ced4ddcb4097134ff3c332f>
   </documentManagement>
 </p:properties>
+</file>
+
+<file path=customXml/item2.xml><?xml version="1.0" encoding="utf-8"?>
+<?mso-contentType ?>
+<FormTemplates xmlns="http://schemas.microsoft.com/sharepoint/v3/contenttype/forms">
+  <Display>DocumentLibraryForm</Display>
+  <Edit>DocumentLibraryForm</Edit>
+  <New>DocumentLibraryForm</New>
+</FormTemplates>
 </file>
 
 <file path=customXml/item3.xml><?xml version="1.0" encoding="utf-8"?>
@@ -18197,20 +18102,20 @@
 </file>
 
 <file path=customXml/itemProps1.xml><?xml version="1.0" encoding="utf-8"?>
-<ds:datastoreItem xmlns:ds="http://schemas.openxmlformats.org/officeDocument/2006/customXml" ds:itemID="{DBA27680-D450-4F07-A2FA-35F3246C1112}">
-  <ds:schemaRefs>
-    <ds:schemaRef ds:uri="http://schemas.microsoft.com/sharepoint/v3/contenttype/forms"/>
-  </ds:schemaRefs>
-</ds:datastoreItem>
-</file>
-
-<file path=customXml/itemProps2.xml><?xml version="1.0" encoding="utf-8"?>
 <ds:datastoreItem xmlns:ds="http://schemas.openxmlformats.org/officeDocument/2006/customXml" ds:itemID="{624E9F60-0C9F-412A-A057-AB0D9093E6D5}">
   <ds:schemaRefs>
     <ds:schemaRef ds:uri="http://schemas.microsoft.com/office/2006/metadata/properties"/>
     <ds:schemaRef ds:uri="http://schemas.microsoft.com/office/infopath/2007/PartnerControls"/>
     <ds:schemaRef ds:uri="13c90a0b-73bc-4dc0-be5f-28d77b615beb"/>
     <ds:schemaRef ds:uri="13c93bba-48ce-428c-bfe5-88b42c19b028"/>
+  </ds:schemaRefs>
+</ds:datastoreItem>
+</file>
+
+<file path=customXml/itemProps2.xml><?xml version="1.0" encoding="utf-8"?>
+<ds:datastoreItem xmlns:ds="http://schemas.openxmlformats.org/officeDocument/2006/customXml" ds:itemID="{DBA27680-D450-4F07-A2FA-35F3246C1112}">
+  <ds:schemaRefs>
+    <ds:schemaRef ds:uri="http://schemas.microsoft.com/sharepoint/v3/contenttype/forms"/>
   </ds:schemaRefs>
 </ds:datastoreItem>
 </file>
@@ -18235,7 +18140,7 @@
 </file>
 
 <file path=customXml/itemProps4.xml><?xml version="1.0" encoding="utf-8"?>
-<ds:datastoreItem xmlns:ds="http://schemas.openxmlformats.org/officeDocument/2006/customXml" ds:itemID="{FBCDCDF0-49B1-4372-A913-DBE230AF2935}">
+<ds:datastoreItem xmlns:ds="http://schemas.openxmlformats.org/officeDocument/2006/customXml" ds:itemID="{121DF721-5C3B-45C9-B225-E71EAD4E525E}">
   <ds:schemaRefs>
     <ds:schemaRef ds:uri="http://schemas.openxmlformats.org/officeDocument/2006/bibliography"/>
   </ds:schemaRefs>

--- a/fuentes/CFA5_228145_DU.docx
+++ b/fuentes/CFA5_228145_DU.docx
@@ -213,7 +213,7 @@
               </wp:anchor>
             </w:drawing>
           </mc:Choice>
-          <mc:Fallback xmlns:w16cex="http://schemas.microsoft.com/office/word/2018/wordml/cex" xmlns:w16="http://schemas.microsoft.com/office/word/2018/wordml" xmlns:w16sdtdh="http://schemas.microsoft.com/office/word/2020/wordml/sdtdatahash">
+          <mc:Fallback xmlns:w16sdtdh="http://schemas.microsoft.com/office/word/2020/wordml/sdtdatahash" xmlns:w16="http://schemas.microsoft.com/office/word/2018/wordml" xmlns:w16cex="http://schemas.microsoft.com/office/word/2018/wordml/cex">
             <w:pict>
               <v:rect w14:anchorId="5C6229C9" id="Rectángulo 4" o:spid="_x0000_s1026" style="position:absolute;margin-left:-55.7pt;margin-top:29pt;width:613.85pt;height:204pt;z-index:-251659776;visibility:visible;mso-wrap-style:square;mso-width-percent:0;mso-height-percent:0;mso-wrap-distance-left:9pt;mso-wrap-distance-top:0;mso-wrap-distance-right:9pt;mso-wrap-distance-bottom:0;mso-position-horizontal:absolute;mso-position-horizontal-relative:text;mso-position-vertical:absolute;mso-position-vertical-relative:text;mso-width-percent:0;mso-height-percent:0;mso-width-relative:page;mso-height-relative:margin;v-text-anchor:middle" o:gfxdata="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" fillcolor="#00314d" stroked="f" strokeweight="1pt"/>
             </w:pict>
@@ -6117,6 +6117,8 @@
       <w:pPr>
         <w:pStyle w:val="Tabla"/>
       </w:pPr>
+      <w:bookmarkStart w:id="19" w:name="_GoBack"/>
+      <w:bookmarkEnd w:id="19"/>
       <w:r>
         <w:t>Elementos de almacenamiento y control de datos en programación</w:t>
       </w:r>
@@ -6365,11 +6367,11 @@
       <w:pPr>
         <w:pStyle w:val="Ttulo2"/>
       </w:pPr>
-      <w:bookmarkStart w:id="19" w:name="_Toc228289682"/>
+      <w:bookmarkStart w:id="20" w:name="_Toc228289682"/>
       <w:r>
         <w:t>Tipos de datos (enteros, reales, booleanos)</w:t>
       </w:r>
-      <w:bookmarkEnd w:id="19"/>
+      <w:bookmarkEnd w:id="20"/>
     </w:p>
     <w:p>
       <w:r>
@@ -7160,11 +7162,11 @@
       <w:pPr>
         <w:pStyle w:val="Ttulo2"/>
       </w:pPr>
-      <w:bookmarkStart w:id="20" w:name="_Toc228289683"/>
+      <w:bookmarkStart w:id="21" w:name="_Toc228289683"/>
       <w:r>
         <w:t>Operadores y jerarquía de operadores</w:t>
       </w:r>
-      <w:bookmarkEnd w:id="20"/>
+      <w:bookmarkEnd w:id="21"/>
     </w:p>
     <w:p>
       <w:r>
@@ -7250,12 +7252,12 @@
       <w:pPr>
         <w:pStyle w:val="Ttulo1"/>
       </w:pPr>
-      <w:bookmarkStart w:id="21" w:name="_Toc228289684"/>
+      <w:bookmarkStart w:id="22" w:name="_Toc228289684"/>
       <w:r>
         <w:lastRenderedPageBreak/>
         <w:t>Estructuras de control y estructuras de datos</w:t>
       </w:r>
-      <w:bookmarkEnd w:id="21"/>
+      <w:bookmarkEnd w:id="22"/>
     </w:p>
     <w:p>
       <w:r>
@@ -7417,18 +7419,18 @@
           <w:lang w:eastAsia="es-CO"/>
         </w:rPr>
       </w:pPr>
-      <w:bookmarkStart w:id="22" w:name="_Toc228289685"/>
-      <w:bookmarkEnd w:id="22"/>
+      <w:bookmarkStart w:id="23" w:name="_Toc228289685"/>
+      <w:bookmarkEnd w:id="23"/>
     </w:p>
     <w:p>
       <w:pPr>
         <w:pStyle w:val="Ttulo2"/>
       </w:pPr>
-      <w:bookmarkStart w:id="23" w:name="_Toc228289686"/>
+      <w:bookmarkStart w:id="24" w:name="_Toc228289686"/>
       <w:r>
         <w:t>Estructura secuencial</w:t>
       </w:r>
-      <w:bookmarkEnd w:id="23"/>
+      <w:bookmarkEnd w:id="24"/>
     </w:p>
     <w:p>
       <w:r>
@@ -7526,11 +7528,11 @@
       <w:pPr>
         <w:pStyle w:val="Ttulo2"/>
       </w:pPr>
-      <w:bookmarkStart w:id="24" w:name="_Toc228289687"/>
+      <w:bookmarkStart w:id="25" w:name="_Toc228289687"/>
       <w:r>
         <w:t>Estructuras condicionales</w:t>
       </w:r>
-      <w:bookmarkEnd w:id="24"/>
+      <w:bookmarkEnd w:id="25"/>
     </w:p>
     <w:p>
       <w:r>
@@ -7638,7 +7640,7 @@
       <w:pPr>
         <w:pStyle w:val="Ttulo2"/>
       </w:pPr>
-      <w:bookmarkStart w:id="25" w:name="_Toc228289688"/>
+      <w:bookmarkStart w:id="26" w:name="_Toc228289688"/>
       <w:r>
         <w:t>Estructuras de iteración o repetitivas (</w:t>
       </w:r>
@@ -7658,7 +7660,7 @@
       <w:r>
         <w:t>)</w:t>
       </w:r>
-      <w:bookmarkEnd w:id="25"/>
+      <w:bookmarkEnd w:id="26"/>
     </w:p>
     <w:p>
       <w:r>
@@ -7938,11 +7940,11 @@
       <w:pPr>
         <w:pStyle w:val="Ttulo2"/>
       </w:pPr>
-      <w:bookmarkStart w:id="26" w:name="_Toc228289689"/>
+      <w:bookmarkStart w:id="27" w:name="_Toc228289689"/>
       <w:r>
         <w:t>Estructuras de datos básicas: vectores y matrices</w:t>
       </w:r>
-      <w:bookmarkEnd w:id="26"/>
+      <w:bookmarkEnd w:id="27"/>
     </w:p>
     <w:p>
       <w:r>
@@ -8186,12 +8188,12 @@
       <w:pPr>
         <w:pStyle w:val="Ttulo1"/>
       </w:pPr>
-      <w:bookmarkStart w:id="27" w:name="_Toc228289690"/>
+      <w:bookmarkStart w:id="28" w:name="_Toc228289690"/>
       <w:r>
         <w:lastRenderedPageBreak/>
         <w:t>Programación modular y pruebas de algoritmos</w:t>
       </w:r>
-      <w:bookmarkEnd w:id="27"/>
+      <w:bookmarkEnd w:id="28"/>
     </w:p>
     <w:p>
       <w:r>
@@ -8363,18 +8365,18 @@
           <w:lang w:eastAsia="es-CO"/>
         </w:rPr>
       </w:pPr>
-      <w:bookmarkStart w:id="28" w:name="_Toc228289691"/>
-      <w:bookmarkEnd w:id="28"/>
+      <w:bookmarkStart w:id="29" w:name="_Toc228289691"/>
+      <w:bookmarkEnd w:id="29"/>
     </w:p>
     <w:p>
       <w:pPr>
         <w:pStyle w:val="Ttulo2"/>
       </w:pPr>
-      <w:bookmarkStart w:id="29" w:name="_Toc228289692"/>
+      <w:bookmarkStart w:id="30" w:name="_Toc228289692"/>
       <w:r>
         <w:t>Concepto de programación modular</w:t>
       </w:r>
-      <w:bookmarkEnd w:id="29"/>
+      <w:bookmarkEnd w:id="30"/>
     </w:p>
     <w:p>
       <w:r>
@@ -8699,11 +8701,11 @@
       <w:pPr>
         <w:pStyle w:val="Ttulo2"/>
       </w:pPr>
-      <w:bookmarkStart w:id="30" w:name="_Toc228289693"/>
+      <w:bookmarkStart w:id="31" w:name="_Toc228289693"/>
       <w:r>
         <w:t>Características de los módulos según funcionalidad</w:t>
       </w:r>
-      <w:bookmarkEnd w:id="30"/>
+      <w:bookmarkEnd w:id="31"/>
     </w:p>
     <w:p>
       <w:r>
@@ -8990,11 +8992,11 @@
       <w:pPr>
         <w:pStyle w:val="Ttulo2"/>
       </w:pPr>
-      <w:bookmarkStart w:id="31" w:name="_Toc228289694"/>
+      <w:bookmarkStart w:id="32" w:name="_Toc228289694"/>
       <w:r>
         <w:t>Errores comunes en algoritmos</w:t>
       </w:r>
-      <w:bookmarkEnd w:id="31"/>
+      <w:bookmarkEnd w:id="32"/>
     </w:p>
     <w:p>
       <w:r>
@@ -9811,11 +9813,11 @@
       <w:pPr>
         <w:pStyle w:val="Ttulo2"/>
       </w:pPr>
-      <w:bookmarkStart w:id="32" w:name="_Toc228289695"/>
+      <w:bookmarkStart w:id="33" w:name="_Toc228289695"/>
       <w:r>
         <w:t>Parámetros de entrada y salida en los módulos</w:t>
       </w:r>
-      <w:bookmarkEnd w:id="32"/>
+      <w:bookmarkEnd w:id="33"/>
     </w:p>
     <w:p>
       <w:r>
@@ -10020,11 +10022,11 @@
       <w:pPr>
         <w:pStyle w:val="Ttulo2"/>
       </w:pPr>
-      <w:bookmarkStart w:id="33" w:name="_Toc228289696"/>
+      <w:bookmarkStart w:id="34" w:name="_Toc228289696"/>
       <w:r>
         <w:t>Pruebas de escritorio o trazas de algoritmos</w:t>
       </w:r>
-      <w:bookmarkEnd w:id="33"/>
+      <w:bookmarkEnd w:id="34"/>
     </w:p>
     <w:p>
       <w:r>
@@ -10154,12 +10156,12 @@
       <w:pPr>
         <w:pStyle w:val="Titulosgenerales"/>
       </w:pPr>
-      <w:bookmarkStart w:id="34" w:name="_Toc228289697"/>
+      <w:bookmarkStart w:id="35" w:name="_Toc228289697"/>
       <w:r>
         <w:lastRenderedPageBreak/>
         <w:t>Síntesis</w:t>
       </w:r>
-      <w:bookmarkEnd w:id="34"/>
+      <w:bookmarkEnd w:id="35"/>
     </w:p>
     <w:p>
       <w:pPr>
@@ -10246,14 +10248,14 @@
       <w:pPr>
         <w:pStyle w:val="Titulosgenerales"/>
       </w:pPr>
-      <w:bookmarkStart w:id="35" w:name="_Toc176443725"/>
-      <w:bookmarkStart w:id="36" w:name="_Toc228289698"/>
+      <w:bookmarkStart w:id="36" w:name="_Toc176443725"/>
+      <w:bookmarkStart w:id="37" w:name="_Toc228289698"/>
       <w:r>
         <w:lastRenderedPageBreak/>
         <w:t>Glosario</w:t>
       </w:r>
-      <w:bookmarkEnd w:id="35"/>
       <w:bookmarkEnd w:id="36"/>
+      <w:bookmarkEnd w:id="37"/>
     </w:p>
     <w:p>
       <w:pPr>
@@ -10470,8 +10472,8 @@
           <w:lang w:val="es-MX"/>
         </w:rPr>
       </w:pPr>
-      <w:bookmarkStart w:id="37" w:name="_Toc176443726"/>
-      <w:bookmarkStart w:id="38" w:name="_Toc228289699"/>
+      <w:bookmarkStart w:id="38" w:name="_Toc176443726"/>
+      <w:bookmarkStart w:id="39" w:name="_Toc228289699"/>
       <w:r>
         <w:rPr>
           <w:lang w:val="es-MX"/>
@@ -10479,8 +10481,8 @@
         <w:lastRenderedPageBreak/>
         <w:t>Referencias bibliográficas</w:t>
       </w:r>
-      <w:bookmarkEnd w:id="37"/>
       <w:bookmarkEnd w:id="38"/>
+      <w:bookmarkEnd w:id="39"/>
     </w:p>
     <w:p>
       <w:pPr>
@@ -11125,14 +11127,14 @@
       <w:pPr>
         <w:pStyle w:val="Titulosgenerales"/>
       </w:pPr>
-      <w:bookmarkStart w:id="39" w:name="_Toc176443727"/>
-      <w:bookmarkStart w:id="40" w:name="_Toc228289700"/>
+      <w:bookmarkStart w:id="40" w:name="_Toc176443727"/>
+      <w:bookmarkStart w:id="41" w:name="_Toc228289700"/>
       <w:r>
         <w:lastRenderedPageBreak/>
         <w:t>Créditos</w:t>
       </w:r>
-      <w:bookmarkEnd w:id="39"/>
       <w:bookmarkEnd w:id="40"/>
+      <w:bookmarkEnd w:id="41"/>
     </w:p>
     <w:tbl>
       <w:tblPr>
@@ -11672,8 +11674,6 @@
             </w:r>
           </w:p>
         </w:tc>
-        <w:bookmarkStart w:id="41" w:name="_GoBack"/>
-        <w:bookmarkEnd w:id="41"/>
       </w:tr>
       <w:tr>
         <w:tc>
@@ -17843,6 +17843,15 @@
 </file>
 
 <file path=customXml/item1.xml><?xml version="1.0" encoding="utf-8"?>
+<?mso-contentType ?>
+<FormTemplates xmlns="http://schemas.microsoft.com/sharepoint/v3/contenttype/forms">
+  <Display>DocumentLibraryForm</Display>
+  <Edit>DocumentLibraryForm</Edit>
+  <New>DocumentLibraryForm</New>
+</FormTemplates>
+</file>
+
+<file path=customXml/item2.xml><?xml version="1.0" encoding="utf-8"?>
 <p:properties xmlns:p="http://schemas.microsoft.com/office/2006/metadata/properties" xmlns:xsi="http://www.w3.org/2001/XMLSchema-instance" xmlns:pc="http://schemas.microsoft.com/office/infopath/2007/PartnerControls">
   <documentManagement>
     <TaxCatchAll xmlns="13c90a0b-73bc-4dc0-be5f-28d77b615beb" xsi:nil="true"/>
@@ -17851,15 +17860,6 @@
     </lcf76f155ced4ddcb4097134ff3c332f>
   </documentManagement>
 </p:properties>
-</file>
-
-<file path=customXml/item2.xml><?xml version="1.0" encoding="utf-8"?>
-<?mso-contentType ?>
-<FormTemplates xmlns="http://schemas.microsoft.com/sharepoint/v3/contenttype/forms">
-  <Display>DocumentLibraryForm</Display>
-  <Edit>DocumentLibraryForm</Edit>
-  <New>DocumentLibraryForm</New>
-</FormTemplates>
 </file>
 
 <file path=customXml/item3.xml><?xml version="1.0" encoding="utf-8"?>
@@ -18102,20 +18102,20 @@
 </file>
 
 <file path=customXml/itemProps1.xml><?xml version="1.0" encoding="utf-8"?>
+<ds:datastoreItem xmlns:ds="http://schemas.openxmlformats.org/officeDocument/2006/customXml" ds:itemID="{DBA27680-D450-4F07-A2FA-35F3246C1112}">
+  <ds:schemaRefs>
+    <ds:schemaRef ds:uri="http://schemas.microsoft.com/sharepoint/v3/contenttype/forms"/>
+  </ds:schemaRefs>
+</ds:datastoreItem>
+</file>
+
+<file path=customXml/itemProps2.xml><?xml version="1.0" encoding="utf-8"?>
 <ds:datastoreItem xmlns:ds="http://schemas.openxmlformats.org/officeDocument/2006/customXml" ds:itemID="{624E9F60-0C9F-412A-A057-AB0D9093E6D5}">
   <ds:schemaRefs>
     <ds:schemaRef ds:uri="http://schemas.microsoft.com/office/2006/metadata/properties"/>
     <ds:schemaRef ds:uri="http://schemas.microsoft.com/office/infopath/2007/PartnerControls"/>
     <ds:schemaRef ds:uri="13c90a0b-73bc-4dc0-be5f-28d77b615beb"/>
     <ds:schemaRef ds:uri="13c93bba-48ce-428c-bfe5-88b42c19b028"/>
-  </ds:schemaRefs>
-</ds:datastoreItem>
-</file>
-
-<file path=customXml/itemProps2.xml><?xml version="1.0" encoding="utf-8"?>
-<ds:datastoreItem xmlns:ds="http://schemas.openxmlformats.org/officeDocument/2006/customXml" ds:itemID="{DBA27680-D450-4F07-A2FA-35F3246C1112}">
-  <ds:schemaRefs>
-    <ds:schemaRef ds:uri="http://schemas.microsoft.com/sharepoint/v3/contenttype/forms"/>
   </ds:schemaRefs>
 </ds:datastoreItem>
 </file>
@@ -18140,7 +18140,7 @@
 </file>
 
 <file path=customXml/itemProps4.xml><?xml version="1.0" encoding="utf-8"?>
-<ds:datastoreItem xmlns:ds="http://schemas.openxmlformats.org/officeDocument/2006/customXml" ds:itemID="{121DF721-5C3B-45C9-B225-E71EAD4E525E}">
+<ds:datastoreItem xmlns:ds="http://schemas.openxmlformats.org/officeDocument/2006/customXml" ds:itemID="{B4744550-7B30-4163-BAF7-5A9225D2EF31}">
   <ds:schemaRefs>
     <ds:schemaRef ds:uri="http://schemas.openxmlformats.org/officeDocument/2006/bibliography"/>
   </ds:schemaRefs>
